--- a/www/content/abdomen-pelvis/Pelvic anatomy.docx
+++ b/www/content/abdomen-pelvis/Pelvic anatomy.docx
@@ -242,13 +242,7 @@
     </w:p>
     <w:p>
       <w:r>
-        <w:t xml:space="preserve">Lateral walls - inner surface of the ischial bones and the </w:t>
-      </w:r>
-      <w:r>
-        <w:t>Sacro sciatic</w:t>
-      </w:r>
-      <w:r>
-        <w:t xml:space="preserve"> notches and ligaments</w:t>
+        <w:t>Lateral walls - inner surface of the ischial bones and the Sacro sciatic notches and ligaments</w:t>
       </w:r>
     </w:p>
     <w:p>
@@ -343,13 +337,7 @@
     </w:p>
     <w:p>
       <w:r>
-        <w:t xml:space="preserve">Ischial spines - landmark for assessing the level to which the presenting part of the </w:t>
-      </w:r>
-      <w:r>
-        <w:t>foetus</w:t>
-      </w:r>
-      <w:r>
-        <w:t xml:space="preserve"> during labour</w:t>
+        <w:t>Ischial spines - landmark for assessing the level to which the presenting part of the foetus during labour</w:t>
       </w:r>
     </w:p>
     <w:p>
@@ -576,10 +564,66 @@
       </w:r>
     </w:p>
     <w:p>
+      <w:r>
+        <w:rPr>
+          <w:noProof/>
+        </w:rPr>
+        <w:drawing>
+          <wp:inline distT="0" distB="0" distL="0" distR="0" wp14:anchorId="3CE9327A" wp14:editId="545D5E48">
+            <wp:extent cx="5662295" cy="4032885"/>
+            <wp:effectExtent l="0" t="0" r="0" b="5715"/>
+            <wp:docPr id="1443547609" name="Picture 1"/>
+            <wp:cNvGraphicFramePr>
+              <a:graphicFrameLocks xmlns:a="http://schemas.openxmlformats.org/drawingml/2006/main" noChangeAspect="1"/>
+            </wp:cNvGraphicFramePr>
+            <a:graphic xmlns:a="http://schemas.openxmlformats.org/drawingml/2006/main">
+              <a:graphicData uri="http://schemas.openxmlformats.org/drawingml/2006/picture">
+                <pic:pic xmlns:pic="http://schemas.openxmlformats.org/drawingml/2006/picture">
+                  <pic:nvPicPr>
+                    <pic:cNvPr id="0" name="Picture 1"/>
+                    <pic:cNvPicPr>
+                      <a:picLocks noChangeAspect="1" noChangeArrowheads="1"/>
+                    </pic:cNvPicPr>
+                  </pic:nvPicPr>
+                  <pic:blipFill>
+                    <a:blip r:embed="rId7">
+                      <a:extLst>
+                        <a:ext uri="{28A0092B-C50C-407E-A947-70E740481C1C}">
+                          <a14:useLocalDpi xmlns:a14="http://schemas.microsoft.com/office/drawing/2010/main" val="0"/>
+                        </a:ext>
+                      </a:extLst>
+                    </a:blip>
+                    <a:srcRect/>
+                    <a:stretch>
+                      <a:fillRect/>
+                    </a:stretch>
+                  </pic:blipFill>
+                  <pic:spPr bwMode="auto">
+                    <a:xfrm>
+                      <a:off x="0" y="0"/>
+                      <a:ext cx="5662295" cy="4032885"/>
+                    </a:xfrm>
+                    <a:prstGeom prst="rect">
+                      <a:avLst/>
+                    </a:prstGeom>
+                    <a:noFill/>
+                    <a:ln>
+                      <a:noFill/>
+                    </a:ln>
+                  </pic:spPr>
+                </pic:pic>
+              </a:graphicData>
+            </a:graphic>
+          </wp:inline>
+        </w:drawing>
+      </w:r>
+    </w:p>
+    <w:p>
       <w:pPr>
         <w:pStyle w:val="Heading3"/>
       </w:pPr>
       <w:r>
+        <w:lastRenderedPageBreak/>
         <w:t xml:space="preserve">Anteroposterior diameter </w:t>
       </w:r>
     </w:p>
@@ -655,6 +699,61 @@
       </w:r>
     </w:p>
     <w:p>
+      <w:r>
+        <w:rPr>
+          <w:noProof/>
+        </w:rPr>
+        <w:drawing>
+          <wp:inline distT="0" distB="0" distL="0" distR="0" wp14:anchorId="51F41912" wp14:editId="5706DBE4">
+            <wp:extent cx="5668010" cy="4232275"/>
+            <wp:effectExtent l="0" t="0" r="8890" b="0"/>
+            <wp:docPr id="825771485" name="Picture 2"/>
+            <wp:cNvGraphicFramePr>
+              <a:graphicFrameLocks xmlns:a="http://schemas.openxmlformats.org/drawingml/2006/main" noChangeAspect="1"/>
+            </wp:cNvGraphicFramePr>
+            <a:graphic xmlns:a="http://schemas.openxmlformats.org/drawingml/2006/main">
+              <a:graphicData uri="http://schemas.openxmlformats.org/drawingml/2006/picture">
+                <pic:pic xmlns:pic="http://schemas.openxmlformats.org/drawingml/2006/picture">
+                  <pic:nvPicPr>
+                    <pic:cNvPr id="0" name="Picture 3"/>
+                    <pic:cNvPicPr>
+                      <a:picLocks noChangeAspect="1" noChangeArrowheads="1"/>
+                    </pic:cNvPicPr>
+                  </pic:nvPicPr>
+                  <pic:blipFill>
+                    <a:blip r:embed="rId8">
+                      <a:extLst>
+                        <a:ext uri="{28A0092B-C50C-407E-A947-70E740481C1C}">
+                          <a14:useLocalDpi xmlns:a14="http://schemas.microsoft.com/office/drawing/2010/main" val="0"/>
+                        </a:ext>
+                      </a:extLst>
+                    </a:blip>
+                    <a:srcRect/>
+                    <a:stretch>
+                      <a:fillRect/>
+                    </a:stretch>
+                  </pic:blipFill>
+                  <pic:spPr bwMode="auto">
+                    <a:xfrm>
+                      <a:off x="0" y="0"/>
+                      <a:ext cx="5668010" cy="4232275"/>
+                    </a:xfrm>
+                    <a:prstGeom prst="rect">
+                      <a:avLst/>
+                    </a:prstGeom>
+                    <a:noFill/>
+                    <a:ln>
+                      <a:noFill/>
+                    </a:ln>
+                  </pic:spPr>
+                </pic:pic>
+              </a:graphicData>
+            </a:graphic>
+          </wp:inline>
+        </w:drawing>
+      </w:r>
+    </w:p>
+    <w:p>
       <w:pPr>
         <w:pStyle w:val="Heading3"/>
       </w:pPr>
@@ -778,10 +877,66 @@
       </w:r>
     </w:p>
     <w:p>
+      <w:r>
+        <w:rPr>
+          <w:noProof/>
+        </w:rPr>
+        <w:drawing>
+          <wp:inline distT="0" distB="0" distL="0" distR="0" wp14:anchorId="6080606F" wp14:editId="622DE730">
+            <wp:extent cx="5668010" cy="4232275"/>
+            <wp:effectExtent l="0" t="0" r="8890" b="0"/>
+            <wp:docPr id="998590063" name="Picture 4"/>
+            <wp:cNvGraphicFramePr>
+              <a:graphicFrameLocks xmlns:a="http://schemas.openxmlformats.org/drawingml/2006/main" noChangeAspect="1"/>
+            </wp:cNvGraphicFramePr>
+            <a:graphic xmlns:a="http://schemas.openxmlformats.org/drawingml/2006/main">
+              <a:graphicData uri="http://schemas.openxmlformats.org/drawingml/2006/picture">
+                <pic:pic xmlns:pic="http://schemas.openxmlformats.org/drawingml/2006/picture">
+                  <pic:nvPicPr>
+                    <pic:cNvPr id="0" name="Picture 10"/>
+                    <pic:cNvPicPr>
+                      <a:picLocks noChangeAspect="1" noChangeArrowheads="1"/>
+                    </pic:cNvPicPr>
+                  </pic:nvPicPr>
+                  <pic:blipFill>
+                    <a:blip r:embed="rId9">
+                      <a:extLst>
+                        <a:ext uri="{28A0092B-C50C-407E-A947-70E740481C1C}">
+                          <a14:useLocalDpi xmlns:a14="http://schemas.microsoft.com/office/drawing/2010/main" val="0"/>
+                        </a:ext>
+                      </a:extLst>
+                    </a:blip>
+                    <a:srcRect/>
+                    <a:stretch>
+                      <a:fillRect/>
+                    </a:stretch>
+                  </pic:blipFill>
+                  <pic:spPr bwMode="auto">
+                    <a:xfrm>
+                      <a:off x="0" y="0"/>
+                      <a:ext cx="5668010" cy="4232275"/>
+                    </a:xfrm>
+                    <a:prstGeom prst="rect">
+                      <a:avLst/>
+                    </a:prstGeom>
+                    <a:noFill/>
+                    <a:ln>
+                      <a:noFill/>
+                    </a:ln>
+                  </pic:spPr>
+                </pic:pic>
+              </a:graphicData>
+            </a:graphic>
+          </wp:inline>
+        </w:drawing>
+      </w:r>
+    </w:p>
+    <w:p>
       <w:pPr>
         <w:pStyle w:val="Heading2"/>
       </w:pPr>
       <w:r>
+        <w:lastRenderedPageBreak/>
         <w:t>Pelvic Outlet</w:t>
       </w:r>
     </w:p>
@@ -872,7 +1027,6 @@
         <w:rPr>
           <w:noProof/>
         </w:rPr>
-        <w:lastRenderedPageBreak/>
         <w:drawing>
           <wp:inline distT="0" distB="0" distL="0" distR="0" wp14:anchorId="6FDB3F09" wp14:editId="7381C48F">
             <wp:extent cx="5731510" cy="5281930"/>
@@ -891,7 +1045,7 @@
                     </pic:cNvPicPr>
                   </pic:nvPicPr>
                   <pic:blipFill>
-                    <a:blip r:embed="rId7">
+                    <a:blip r:embed="rId10">
                       <a:extLst>
                         <a:ext uri="{28A0092B-C50C-407E-A947-70E740481C1C}">
                           <a14:useLocalDpi xmlns:a14="http://schemas.microsoft.com/office/drawing/2010/main" val="0"/>
@@ -929,6 +1083,7 @@
         <w:pStyle w:val="Heading2"/>
       </w:pPr>
       <w:r>
+        <w:lastRenderedPageBreak/>
         <w:t>Engagement</w:t>
       </w:r>
     </w:p>
@@ -955,10 +1110,7 @@
       </w:r>
       <w:proofErr w:type="spellEnd"/>
       <w:r>
-        <w:t xml:space="preserve"> head engages, it proves that the pelvic inlet is ample for that </w:t>
-      </w:r>
-      <w:r>
-        <w:t>foetus</w:t>
+        <w:t xml:space="preserve"> head engages, it proves that the pelvic inlet is ample for that foetus</w:t>
       </w:r>
     </w:p>
     <w:p>
@@ -998,7 +1150,6 @@
         <w:pStyle w:val="Heading2"/>
       </w:pPr>
       <w:r>
-        <w:lastRenderedPageBreak/>
         <w:t>Surgically important ligaments</w:t>
       </w:r>
     </w:p>
@@ -1091,9 +1242,70 @@
     </w:p>
     <w:p>
       <w:pPr>
+        <w:pStyle w:val="NormalWeb"/>
+        <w:ind w:left="360"/>
+      </w:pPr>
+      <w:r>
+        <w:rPr>
+          <w:noProof/>
+        </w:rPr>
+        <w:drawing>
+          <wp:inline distT="0" distB="0" distL="0" distR="0" wp14:anchorId="5899ED72" wp14:editId="6EBBC472">
+            <wp:extent cx="3592048" cy="2783778"/>
+            <wp:effectExtent l="0" t="0" r="8890" b="0"/>
+            <wp:docPr id="92554576" name="Picture 5"/>
+            <wp:cNvGraphicFramePr>
+              <a:graphicFrameLocks xmlns:a="http://schemas.openxmlformats.org/drawingml/2006/main" noChangeAspect="1"/>
+            </wp:cNvGraphicFramePr>
+            <a:graphic xmlns:a="http://schemas.openxmlformats.org/drawingml/2006/main">
+              <a:graphicData uri="http://schemas.openxmlformats.org/drawingml/2006/picture">
+                <pic:pic xmlns:pic="http://schemas.openxmlformats.org/drawingml/2006/picture">
+                  <pic:nvPicPr>
+                    <pic:cNvPr id="0" name="Picture 12"/>
+                    <pic:cNvPicPr>
+                      <a:picLocks noChangeAspect="1" noChangeArrowheads="1"/>
+                    </pic:cNvPicPr>
+                  </pic:nvPicPr>
+                  <pic:blipFill>
+                    <a:blip r:embed="rId11" cstate="print">
+                      <a:extLst>
+                        <a:ext uri="{28A0092B-C50C-407E-A947-70E740481C1C}">
+                          <a14:useLocalDpi xmlns:a14="http://schemas.microsoft.com/office/drawing/2010/main" val="0"/>
+                        </a:ext>
+                      </a:extLst>
+                    </a:blip>
+                    <a:srcRect/>
+                    <a:stretch>
+                      <a:fillRect/>
+                    </a:stretch>
+                  </pic:blipFill>
+                  <pic:spPr bwMode="auto">
+                    <a:xfrm>
+                      <a:off x="0" y="0"/>
+                      <a:ext cx="3594766" cy="2785884"/>
+                    </a:xfrm>
+                    <a:prstGeom prst="rect">
+                      <a:avLst/>
+                    </a:prstGeom>
+                    <a:noFill/>
+                    <a:ln>
+                      <a:noFill/>
+                    </a:ln>
+                  </pic:spPr>
+                </pic:pic>
+              </a:graphicData>
+            </a:graphic>
+          </wp:inline>
+        </w:drawing>
+      </w:r>
+    </w:p>
+    <w:p/>
+    <w:p>
+      <w:pPr>
         <w:pStyle w:val="Heading2"/>
       </w:pPr>
       <w:r>
+        <w:lastRenderedPageBreak/>
         <w:t>Foramina</w:t>
       </w:r>
     </w:p>
@@ -1285,7 +1497,6 @@
         <w:pStyle w:val="Heading3"/>
       </w:pPr>
       <w:r>
-        <w:lastRenderedPageBreak/>
         <w:t xml:space="preserve">Pelvic floor muscles </w:t>
       </w:r>
     </w:p>
@@ -1327,6 +1538,7 @@
         <w:rPr>
           <w:noProof/>
         </w:rPr>
+        <w:lastRenderedPageBreak/>
         <w:drawing>
           <wp:inline distT="0" distB="0" distL="0" distR="0" wp14:anchorId="1B232B41" wp14:editId="2E2A28E6">
             <wp:extent cx="5731510" cy="4262755"/>
@@ -1345,7 +1557,7 @@
                     </pic:cNvPicPr>
                   </pic:nvPicPr>
                   <pic:blipFill>
-                    <a:blip r:embed="rId8" cstate="print">
+                    <a:blip r:embed="rId12" cstate="print">
                       <a:extLst>
                         <a:ext uri="{28A0092B-C50C-407E-A947-70E740481C1C}">
                           <a14:useLocalDpi xmlns:a14="http://schemas.microsoft.com/office/drawing/2010/main" val="0"/>
@@ -1378,6 +1590,267 @@
       </w:r>
     </w:p>
     <w:p/>
+    <w:p>
+      <w:r>
+        <w:t>____</w:t>
+      </w:r>
+      <w:r>
+        <w:t>MCQ_</w:t>
+      </w:r>
+      <w:r>
+        <w:t>START____</w:t>
+      </w:r>
+    </w:p>
+    <w:p>
+      <w:r>
+        <w:t>Q1. The false pelvis is located:</w:t>
+      </w:r>
+      <w:r>
+        <w:br/>
+        <w:t xml:space="preserve">A. Below the </w:t>
+      </w:r>
+      <w:proofErr w:type="spellStart"/>
+      <w:r>
+        <w:t>linea</w:t>
+      </w:r>
+      <w:proofErr w:type="spellEnd"/>
+      <w:r>
+        <w:t xml:space="preserve"> terminalis</w:t>
+      </w:r>
+      <w:r>
+        <w:br/>
+        <w:t xml:space="preserve">B. Above the </w:t>
+      </w:r>
+      <w:proofErr w:type="spellStart"/>
+      <w:r>
+        <w:t>linea</w:t>
+      </w:r>
+      <w:proofErr w:type="spellEnd"/>
+      <w:r>
+        <w:t xml:space="preserve"> </w:t>
+      </w:r>
+      <w:proofErr w:type="gramStart"/>
+      <w:r>
+        <w:t>terminalis[</w:t>
+      </w:r>
+      <w:proofErr w:type="gramEnd"/>
+      <w:r>
+        <w:t>CORRECT]</w:t>
+      </w:r>
+      <w:r>
+        <w:br/>
+        <w:t>C. Within the pelvic outlet</w:t>
+      </w:r>
+      <w:r>
+        <w:br/>
+        <w:t>D. At the level of ischial spines</w:t>
+      </w:r>
+    </w:p>
+    <w:p>
+      <w:r>
+        <w:t>____</w:t>
+      </w:r>
+    </w:p>
+    <w:p>
+      <w:r>
+        <w:t xml:space="preserve">Q2. The </w:t>
+      </w:r>
+      <w:proofErr w:type="spellStart"/>
+      <w:r>
+        <w:t>linea</w:t>
+      </w:r>
+      <w:proofErr w:type="spellEnd"/>
+      <w:r>
+        <w:t xml:space="preserve"> terminalis forms:</w:t>
+      </w:r>
+      <w:r>
+        <w:br/>
+        <w:t>A. Pelvic outlet</w:t>
+      </w:r>
+      <w:r>
+        <w:br/>
+        <w:t>B. Pelvic floor</w:t>
+      </w:r>
+      <w:r>
+        <w:br/>
+        <w:t xml:space="preserve">C. Boundary of pelvic </w:t>
+      </w:r>
+      <w:proofErr w:type="gramStart"/>
+      <w:r>
+        <w:t>inlet[</w:t>
+      </w:r>
+      <w:proofErr w:type="gramEnd"/>
+      <w:r>
+        <w:t>CORRECT]</w:t>
+      </w:r>
+      <w:r>
+        <w:br/>
+        <w:t>D. Boundary of pelvic outlet</w:t>
+      </w:r>
+    </w:p>
+    <w:p>
+      <w:r>
+        <w:t>____</w:t>
+      </w:r>
+    </w:p>
+    <w:p>
+      <w:r>
+        <w:t>Q3. The obstetrical conjugate is:</w:t>
+      </w:r>
+      <w:r>
+        <w:br/>
+        <w:t>A. Longest diameter of pelvic inlet</w:t>
+      </w:r>
+      <w:r>
+        <w:br/>
+        <w:t>B. Distance between ischial tuberosities</w:t>
+      </w:r>
+      <w:r>
+        <w:br/>
+      </w:r>
+      <w:r>
+        <w:lastRenderedPageBreak/>
+        <w:t xml:space="preserve">C. Shortest anteroposterior diameter of pelvic </w:t>
+      </w:r>
+      <w:proofErr w:type="gramStart"/>
+      <w:r>
+        <w:t>inlet[</w:t>
+      </w:r>
+      <w:proofErr w:type="gramEnd"/>
+      <w:r>
+        <w:t>CORRECT]</w:t>
+      </w:r>
+      <w:r>
+        <w:br/>
+        <w:t>D. Distance between iliac crests</w:t>
+      </w:r>
+    </w:p>
+    <w:p>
+      <w:r>
+        <w:t>____</w:t>
+      </w:r>
+    </w:p>
+    <w:p>
+      <w:r>
+        <w:t>Q4. The narrowest diameter of the pelvis is:</w:t>
+      </w:r>
+      <w:r>
+        <w:br/>
+        <w:t>A. Transverse diameter of inlet</w:t>
+      </w:r>
+      <w:r>
+        <w:br/>
+        <w:t>B. Oblique diameter</w:t>
+      </w:r>
+      <w:r>
+        <w:br/>
+        <w:t xml:space="preserve">C. Interspinous </w:t>
+      </w:r>
+      <w:proofErr w:type="gramStart"/>
+      <w:r>
+        <w:t>diameter[</w:t>
+      </w:r>
+      <w:proofErr w:type="gramEnd"/>
+      <w:r>
+        <w:t>CORRECT]</w:t>
+      </w:r>
+      <w:r>
+        <w:br/>
+        <w:t>D. True conjugate</w:t>
+      </w:r>
+    </w:p>
+    <w:p>
+      <w:r>
+        <w:t>____</w:t>
+      </w:r>
+    </w:p>
+    <w:p>
+      <w:r>
+        <w:t xml:space="preserve">Q5. Engagement of </w:t>
+      </w:r>
+      <w:proofErr w:type="spellStart"/>
+      <w:r>
+        <w:t>fetal</w:t>
+      </w:r>
+      <w:proofErr w:type="spellEnd"/>
+      <w:r>
+        <w:t xml:space="preserve"> head refers to:</w:t>
+      </w:r>
+      <w:r>
+        <w:br/>
+        <w:t>A. Passage through pelvic outlet</w:t>
+      </w:r>
+      <w:r>
+        <w:br/>
+        <w:t xml:space="preserve">B. Descent below pelvic inlet of biparietal </w:t>
+      </w:r>
+      <w:proofErr w:type="gramStart"/>
+      <w:r>
+        <w:t>diameter[</w:t>
+      </w:r>
+      <w:proofErr w:type="gramEnd"/>
+      <w:r>
+        <w:t>CORRECT]</w:t>
+      </w:r>
+      <w:r>
+        <w:br/>
+        <w:t>C. Rotation in pelvic cavity</w:t>
+      </w:r>
+      <w:r>
+        <w:br/>
+        <w:t xml:space="preserve">D. Expulsion of </w:t>
+      </w:r>
+      <w:proofErr w:type="spellStart"/>
+      <w:r>
+        <w:t>fetus</w:t>
+      </w:r>
+      <w:proofErr w:type="spellEnd"/>
+    </w:p>
+    <w:p>
+      <w:r>
+        <w:t>____</w:t>
+      </w:r>
+    </w:p>
+    <w:p>
+      <w:r>
+        <w:t>Q6. The sacrospinous ligament extends between:</w:t>
+      </w:r>
+      <w:r>
+        <w:br/>
+        <w:t>A. Ischial tuberosity and sacrum</w:t>
+      </w:r>
+      <w:r>
+        <w:br/>
+        <w:t xml:space="preserve">B. Ischial spine and </w:t>
+      </w:r>
+      <w:proofErr w:type="gramStart"/>
+      <w:r>
+        <w:t>sacrum[</w:t>
+      </w:r>
+      <w:proofErr w:type="gramEnd"/>
+      <w:r>
+        <w:t>CORRECT]</w:t>
+      </w:r>
+      <w:r>
+        <w:br/>
+        <w:t>C. Pubis and sacrum</w:t>
+      </w:r>
+      <w:r>
+        <w:br/>
+        <w:t>D. Iliac crest and sacrum</w:t>
+      </w:r>
+    </w:p>
+    <w:p>
+      <w:r>
+        <w:t>____</w:t>
+      </w:r>
+      <w:r>
+        <w:t>MCQ_END</w:t>
+      </w:r>
+      <w:r>
+        <w:t>____</w:t>
+      </w:r>
+    </w:p>
     <w:p/>
     <w:p/>
     <w:p/>
@@ -4741,6 +5214,7 @@
   <w:style w:type="character" w:default="1" w:styleId="DefaultParagraphFont">
     <w:name w:val="Default Paragraph Font"/>
     <w:uiPriority w:val="1"/>
+    <w:semiHidden/>
     <w:unhideWhenUsed/>
   </w:style>
   <w:style w:type="table" w:default="1" w:styleId="TableNormal">
@@ -5050,6 +5524,23 @@
       <w:smallCaps/>
       <w:color w:val="0F4761" w:themeColor="accent1" w:themeShade="BF"/>
       <w:spacing w:val="5"/>
+    </w:rPr>
+  </w:style>
+  <w:style w:type="paragraph" w:styleId="NormalWeb">
+    <w:name w:val="Normal (Web)"/>
+    <w:basedOn w:val="Normal"/>
+    <w:uiPriority w:val="99"/>
+    <w:semiHidden/>
+    <w:unhideWhenUsed/>
+    <w:rsid w:val="00E74704"/>
+    <w:pPr>
+      <w:spacing w:before="100" w:beforeAutospacing="1" w:after="100" w:afterAutospacing="1" w:line="240" w:lineRule="auto"/>
+    </w:pPr>
+    <w:rPr>
+      <w:rFonts w:ascii="Times New Roman" w:eastAsia="Times New Roman" w:hAnsi="Times New Roman" w:cs="Times New Roman"/>
+      <w:kern w:val="0"/>
+      <w:lang w:eastAsia="en-IN" w:bidi="kn-IN"/>
+      <w14:ligatures w14:val="none"/>
     </w:rPr>
   </w:style>
 </w:styles>
